--- a/Backend/Director_Disclosure/Output_Disclosures/2024-25/PRIMARY_COMPANY_NAME/MBP-1/MBP1_Abhilash_Mehta_06860221.docx
+++ b/Backend/Director_Disclosure/Output_Disclosures/2024-25/PRIMARY_COMPANY_NAME/MBP-1/MBP1_Abhilash_Mehta_06860221.docx
@@ -93,197 +93,17 @@
     </w:p>
     <w:p>
       <w:pPr>
-        <w:spacing w:before="0" w:after="0"/>
-        <w:jc w:val="left"/>
-      </w:pPr>
-      <w:r>
-        <w:rPr>
-          <w:rFonts w:ascii="Adani" w:hAnsi="Adani"/>
-          <w:b w:val="0"/>
-          <w:sz w:val="20"/>
-          <w:u w:val="none"/>
-        </w:rPr>
-        <w:t>ADANI GREEN ENERGY TWENTY FOUR C LIMITED</w:t>
-      </w:r>
-    </w:p>
-    <w:p>
-      <w:pPr>
-        <w:spacing w:before="0" w:after="0"/>
-        <w:jc w:val="left"/>
-      </w:pPr>
-      <w:r>
-        <w:rPr>
-          <w:rFonts w:ascii="Adani" w:hAnsi="Adani"/>
-          <w:b w:val="0"/>
-          <w:sz w:val="20"/>
-          <w:u w:val="none"/>
-        </w:rPr>
-        <w:t>ADANI RENEWABLE ENERGY FIFTY FOUR LIMITED</w:t>
-      </w:r>
-    </w:p>
-    <w:p>
-      <w:pPr>
-        <w:spacing w:before="0" w:after="0"/>
-        <w:jc w:val="left"/>
-      </w:pPr>
-      <w:r>
-        <w:rPr>
-          <w:rFonts w:ascii="Adani" w:hAnsi="Adani"/>
-          <w:b w:val="0"/>
-          <w:sz w:val="20"/>
-          <w:u w:val="none"/>
-        </w:rPr>
-        <w:t>ADANI RENEWABLE ENERGY FIFTY TWO LIMITED</w:t>
-      </w:r>
-    </w:p>
-    <w:p>
-      <w:pPr>
-        <w:spacing w:before="0" w:after="0"/>
-        <w:jc w:val="left"/>
-      </w:pPr>
-      <w:r>
-        <w:rPr>
-          <w:rFonts w:ascii="Adani" w:hAnsi="Adani"/>
-          <w:b w:val="0"/>
-          <w:sz w:val="20"/>
-          <w:u w:val="none"/>
-        </w:rPr>
-        <w:t>ADANI RENEWABLE ENERGY FIFTY THREE LIMITED</w:t>
-      </w:r>
-    </w:p>
-    <w:p>
-      <w:pPr>
-        <w:spacing w:before="0" w:after="0"/>
-        <w:jc w:val="left"/>
-      </w:pPr>
-      <w:r>
-        <w:rPr>
-          <w:rFonts w:ascii="Adani" w:hAnsi="Adani"/>
-          <w:b w:val="0"/>
-          <w:sz w:val="20"/>
-          <w:u w:val="none"/>
-        </w:rPr>
-        <w:t>ADANI GREEN ENERGY THIRTY TWO LIMITED</w:t>
-      </w:r>
-    </w:p>
-    <w:p>
-      <w:pPr>
-        <w:spacing w:before="0" w:after="0"/>
-        <w:jc w:val="left"/>
-      </w:pPr>
-      <w:r>
-        <w:rPr>
-          <w:rFonts w:ascii="Adani" w:hAnsi="Adani"/>
-          <w:b w:val="0"/>
-          <w:sz w:val="20"/>
-          <w:u w:val="none"/>
-        </w:rPr>
-        <w:t>ADANI NEW INDUSTRIES LIMITED</w:t>
-      </w:r>
-    </w:p>
-    <w:p>
-      <w:pPr>
-        <w:spacing w:before="0" w:after="0"/>
-        <w:jc w:val="left"/>
-      </w:pPr>
-      <w:r>
-        <w:rPr>
-          <w:rFonts w:ascii="Adani" w:hAnsi="Adani"/>
-          <w:b w:val="0"/>
-          <w:sz w:val="20"/>
-          <w:u w:val="none"/>
-        </w:rPr>
-        <w:t>ADANI GREEN ENERGY TWENTY SEVEN C LIMITED</w:t>
-      </w:r>
-    </w:p>
-    <w:p>
-      <w:pPr>
-        <w:spacing w:before="0" w:after="0"/>
-        <w:jc w:val="left"/>
-      </w:pPr>
-      <w:r>
-        <w:rPr>
-          <w:rFonts w:ascii="Adani" w:hAnsi="Adani"/>
-          <w:b w:val="0"/>
-          <w:sz w:val="20"/>
-          <w:u w:val="none"/>
-        </w:rPr>
-        <w:t>ADANI RENEWABLE POWER LLP</w:t>
-      </w:r>
-    </w:p>
-    <w:p>
-      <w:pPr>
-        <w:spacing w:before="0" w:after="0"/>
-        <w:jc w:val="left"/>
-      </w:pPr>
-      <w:r>
-        <w:rPr>
-          <w:rFonts w:ascii="Adani" w:hAnsi="Adani"/>
-          <w:b w:val="0"/>
-          <w:sz w:val="20"/>
-          <w:u w:val="none"/>
-        </w:rPr>
-        <w:t>ADANI RENEWABLE ENERGY HOLDING TWO LIMITED</w:t>
-      </w:r>
-    </w:p>
-    <w:p>
-      <w:pPr>
-        <w:spacing w:before="0" w:after="0"/>
-        <w:jc w:val="left"/>
-      </w:pPr>
-      <w:r>
-        <w:rPr>
-          <w:rFonts w:ascii="Adani" w:hAnsi="Adani"/>
-          <w:b w:val="0"/>
-          <w:sz w:val="20"/>
-          <w:u w:val="none"/>
-        </w:rPr>
-        <w:t>ADANI GREEN ENERGY (TAMILNADU) LIMITED</w:t>
-      </w:r>
-    </w:p>
-    <w:p>
-      <w:pPr>
-        <w:spacing w:before="0" w:after="0"/>
-        <w:jc w:val="left"/>
-      </w:pPr>
-      <w:r>
-        <w:rPr>
-          <w:rFonts w:ascii="Adani" w:hAnsi="Adani"/>
-          <w:b w:val="0"/>
-          <w:sz w:val="20"/>
-          <w:u w:val="none"/>
-        </w:rPr>
-        <w:t>ADANI RENEWABLE ENERGY (KA) LIMITED</w:t>
-      </w:r>
-    </w:p>
-    <w:p>
-      <w:pPr>
-        <w:spacing w:before="0" w:after="0"/>
-        <w:jc w:val="left"/>
-      </w:pPr>
-      <w:r>
-        <w:rPr>
-          <w:rFonts w:ascii="Adani" w:hAnsi="Adani"/>
-          <w:b w:val="0"/>
-          <w:sz w:val="20"/>
-          <w:u w:val="none"/>
-        </w:rPr>
-        <w:t>ADANI WIND ENERGY KUTCHH ONE LIMITED</w:t>
-      </w:r>
-    </w:p>
-    <w:p>
-      <w:pPr>
         <w:spacing w:before="0" w:after="160"/>
         <w:jc w:val="left"/>
       </w:pPr>
       <w:r>
         <w:rPr>
           <w:rFonts w:ascii="Adani" w:hAnsi="Adani"/>
-          <w:b w:val="0"/>
+          <w:b/>
           <w:sz w:val="20"/>
           <w:u w:val="none"/>
         </w:rPr>
-        <w:t>ADANI RENEWABLE ENERGY HOLDING THREE LIMITED</w:t>
+        <w:t>{{PRIMARY_COMPANY_NAME}}</w:t>
       </w:r>
     </w:p>
     <w:p>
@@ -321,7 +141,7 @@
           <w:sz w:val="20"/>
           <w:u w:val="none"/>
         </w:rPr>
-        <w:t>Abhilash Mehta</w:t>
+        <w:t>ABHILASH MEHTA</w:t>
       </w:r>
       <w:r>
         <w:rPr>
@@ -569,6 +389,148 @@
                 <w:sz w:val="18"/>
                 <w:u w:val="none"/>
               </w:rPr>
+              <w:t>ADANI RENEWABLE ENERGY SIX LIMITED</w:t>
+            </w:r>
+          </w:p>
+        </w:tc>
+        <w:tc>
+          <w:tcPr>
+            <w:tcW w:type="dxa" w:w="1814"/>
+            <w:shd w:val="clear" w:color="auto" w:fill="FFFFFF"/>
+            <w:tcBorders>
+              <w:top w:val="single" w:sz="4" w:space="0" w:color="000000"/>
+              <w:left w:val="single" w:sz="4" w:space="0" w:color="000000"/>
+              <w:bottom w:val="single" w:sz="4" w:space="0" w:color="000000"/>
+              <w:right w:val="single" w:sz="4" w:space="0" w:color="000000"/>
+            </w:tcBorders>
+            <w:vAlign w:val="center"/>
+          </w:tcPr>
+          <w:p>
+            <w:pPr>
+              <w:spacing w:before="40" w:after="40"/>
+              <w:jc w:val="left"/>
+            </w:pPr>
+            <w:r>
+              <w:rPr>
+                <w:rFonts w:ascii="Adani" w:hAnsi="Adani"/>
+                <w:b w:val="0"/>
+                <w:sz w:val="18"/>
+                <w:u w:val="none"/>
+              </w:rPr>
+              <w:t>Additional Director</w:t>
+            </w:r>
+          </w:p>
+        </w:tc>
+        <w:tc>
+          <w:tcPr>
+            <w:tcW w:type="dxa" w:w="1020"/>
+            <w:shd w:val="clear" w:color="auto" w:fill="FFFFFF"/>
+            <w:tcBorders>
+              <w:top w:val="single" w:sz="4" w:space="0" w:color="000000"/>
+              <w:left w:val="single" w:sz="4" w:space="0" w:color="000000"/>
+              <w:bottom w:val="single" w:sz="4" w:space="0" w:color="000000"/>
+              <w:right w:val="single" w:sz="4" w:space="0" w:color="000000"/>
+            </w:tcBorders>
+            <w:vAlign w:val="center"/>
+          </w:tcPr>
+          <w:p>
+            <w:pPr>
+              <w:spacing w:before="40" w:after="40"/>
+              <w:jc w:val="left"/>
+            </w:pPr>
+            <w:r>
+              <w:rPr>
+                <w:rFonts w:ascii="Adani" w:hAnsi="Adani"/>
+                <w:b w:val="0"/>
+                <w:sz w:val="18"/>
+                <w:u w:val="none"/>
+              </w:rPr>
+              <w:t>NIL</w:t>
+            </w:r>
+          </w:p>
+        </w:tc>
+        <w:tc>
+          <w:tcPr>
+            <w:tcW w:type="dxa" w:w="1247"/>
+            <w:shd w:val="clear" w:color="auto" w:fill="FFFFFF"/>
+            <w:tcBorders>
+              <w:top w:val="single" w:sz="4" w:space="0" w:color="000000"/>
+              <w:left w:val="single" w:sz="4" w:space="0" w:color="000000"/>
+              <w:bottom w:val="single" w:sz="4" w:space="0" w:color="000000"/>
+              <w:right w:val="single" w:sz="4" w:space="0" w:color="000000"/>
+            </w:tcBorders>
+            <w:vAlign w:val="center"/>
+          </w:tcPr>
+          <w:p>
+            <w:pPr>
+              <w:spacing w:before="40" w:after="40"/>
+              <w:jc w:val="left"/>
+            </w:pPr>
+            <w:r>
+              <w:rPr>
+                <w:rFonts w:ascii="Adani" w:hAnsi="Adani"/>
+                <w:b w:val="0"/>
+                <w:sz w:val="18"/>
+                <w:u w:val="none"/>
+              </w:rPr>
+              <w:t>23/03/2026</w:t>
+            </w:r>
+          </w:p>
+        </w:tc>
+      </w:tr>
+      <w:tr>
+        <w:tc>
+          <w:tcPr>
+            <w:tcW w:type="dxa" w:w="680"/>
+            <w:shd w:val="clear" w:color="auto" w:fill="FFFFFF"/>
+            <w:tcBorders>
+              <w:top w:val="single" w:sz="4" w:space="0" w:color="000000"/>
+              <w:left w:val="single" w:sz="4" w:space="0" w:color="000000"/>
+              <w:bottom w:val="single" w:sz="4" w:space="0" w:color="000000"/>
+              <w:right w:val="single" w:sz="4" w:space="0" w:color="000000"/>
+            </w:tcBorders>
+            <w:vAlign w:val="center"/>
+          </w:tcPr>
+          <w:p>
+            <w:pPr>
+              <w:spacing w:before="40" w:after="40"/>
+              <w:jc w:val="left"/>
+            </w:pPr>
+            <w:r>
+              <w:rPr>
+                <w:rFonts w:ascii="Adani" w:hAnsi="Adani"/>
+                <w:b w:val="0"/>
+                <w:sz w:val="18"/>
+                <w:u w:val="none"/>
+              </w:rPr>
+              <w:t>2</w:t>
+            </w:r>
+          </w:p>
+        </w:tc>
+        <w:tc>
+          <w:tcPr>
+            <w:tcW w:type="dxa" w:w="3969"/>
+            <w:shd w:val="clear" w:color="auto" w:fill="FFFFFF"/>
+            <w:tcBorders>
+              <w:top w:val="single" w:sz="4" w:space="0" w:color="000000"/>
+              <w:left w:val="single" w:sz="4" w:space="0" w:color="000000"/>
+              <w:bottom w:val="single" w:sz="4" w:space="0" w:color="000000"/>
+              <w:right w:val="single" w:sz="4" w:space="0" w:color="000000"/>
+            </w:tcBorders>
+            <w:vAlign w:val="center"/>
+          </w:tcPr>
+          <w:p>
+            <w:pPr>
+              <w:spacing w:before="40" w:after="40"/>
+              <w:jc w:val="left"/>
+            </w:pPr>
+            <w:r>
+              <w:rPr>
+                <w:rFonts w:ascii="Adani" w:hAnsi="Adani"/>
+                <w:b w:val="0"/>
+                <w:sz w:val="18"/>
+                <w:u w:val="none"/>
+              </w:rPr>
               <w:t>ADANI GREEN ENERGY TWENTY FOUR C LIMITED</w:t>
             </w:r>
           </w:p>
@@ -654,148 +616,6 @@
                 <w:u w:val="none"/>
               </w:rPr>
               <w:t>04/12/2025</w:t>
-            </w:r>
-          </w:p>
-        </w:tc>
-      </w:tr>
-      <w:tr>
-        <w:tc>
-          <w:tcPr>
-            <w:tcW w:type="dxa" w:w="680"/>
-            <w:shd w:val="clear" w:color="auto" w:fill="FFFFFF"/>
-            <w:tcBorders>
-              <w:top w:val="single" w:sz="4" w:space="0" w:color="000000"/>
-              <w:left w:val="single" w:sz="4" w:space="0" w:color="000000"/>
-              <w:bottom w:val="single" w:sz="4" w:space="0" w:color="000000"/>
-              <w:right w:val="single" w:sz="4" w:space="0" w:color="000000"/>
-            </w:tcBorders>
-            <w:vAlign w:val="center"/>
-          </w:tcPr>
-          <w:p>
-            <w:pPr>
-              <w:spacing w:before="40" w:after="40"/>
-              <w:jc w:val="left"/>
-            </w:pPr>
-            <w:r>
-              <w:rPr>
-                <w:rFonts w:ascii="Adani" w:hAnsi="Adani"/>
-                <w:b w:val="0"/>
-                <w:sz w:val="18"/>
-                <w:u w:val="none"/>
-              </w:rPr>
-              <w:t>2</w:t>
-            </w:r>
-          </w:p>
-        </w:tc>
-        <w:tc>
-          <w:tcPr>
-            <w:tcW w:type="dxa" w:w="3969"/>
-            <w:shd w:val="clear" w:color="auto" w:fill="FFFFFF"/>
-            <w:tcBorders>
-              <w:top w:val="single" w:sz="4" w:space="0" w:color="000000"/>
-              <w:left w:val="single" w:sz="4" w:space="0" w:color="000000"/>
-              <w:bottom w:val="single" w:sz="4" w:space="0" w:color="000000"/>
-              <w:right w:val="single" w:sz="4" w:space="0" w:color="000000"/>
-            </w:tcBorders>
-            <w:vAlign w:val="center"/>
-          </w:tcPr>
-          <w:p>
-            <w:pPr>
-              <w:spacing w:before="40" w:after="40"/>
-              <w:jc w:val="left"/>
-            </w:pPr>
-            <w:r>
-              <w:rPr>
-                <w:rFonts w:ascii="Adani" w:hAnsi="Adani"/>
-                <w:b w:val="0"/>
-                <w:sz w:val="18"/>
-                <w:u w:val="none"/>
-              </w:rPr>
-              <w:t>ADANI RENEWABLE ENERGY FIFTY FOUR LIMITED</w:t>
-            </w:r>
-          </w:p>
-        </w:tc>
-        <w:tc>
-          <w:tcPr>
-            <w:tcW w:type="dxa" w:w="1814"/>
-            <w:shd w:val="clear" w:color="auto" w:fill="FFFFFF"/>
-            <w:tcBorders>
-              <w:top w:val="single" w:sz="4" w:space="0" w:color="000000"/>
-              <w:left w:val="single" w:sz="4" w:space="0" w:color="000000"/>
-              <w:bottom w:val="single" w:sz="4" w:space="0" w:color="000000"/>
-              <w:right w:val="single" w:sz="4" w:space="0" w:color="000000"/>
-            </w:tcBorders>
-            <w:vAlign w:val="center"/>
-          </w:tcPr>
-          <w:p>
-            <w:pPr>
-              <w:spacing w:before="40" w:after="40"/>
-              <w:jc w:val="left"/>
-            </w:pPr>
-            <w:r>
-              <w:rPr>
-                <w:rFonts w:ascii="Adani" w:hAnsi="Adani"/>
-                <w:b w:val="0"/>
-                <w:sz w:val="18"/>
-                <w:u w:val="none"/>
-              </w:rPr>
-              <w:t>Director</w:t>
-            </w:r>
-          </w:p>
-        </w:tc>
-        <w:tc>
-          <w:tcPr>
-            <w:tcW w:type="dxa" w:w="1020"/>
-            <w:shd w:val="clear" w:color="auto" w:fill="FFFFFF"/>
-            <w:tcBorders>
-              <w:top w:val="single" w:sz="4" w:space="0" w:color="000000"/>
-              <w:left w:val="single" w:sz="4" w:space="0" w:color="000000"/>
-              <w:bottom w:val="single" w:sz="4" w:space="0" w:color="000000"/>
-              <w:right w:val="single" w:sz="4" w:space="0" w:color="000000"/>
-            </w:tcBorders>
-            <w:vAlign w:val="center"/>
-          </w:tcPr>
-          <w:p>
-            <w:pPr>
-              <w:spacing w:before="40" w:after="40"/>
-              <w:jc w:val="left"/>
-            </w:pPr>
-            <w:r>
-              <w:rPr>
-                <w:rFonts w:ascii="Adani" w:hAnsi="Adani"/>
-                <w:b w:val="0"/>
-                <w:sz w:val="18"/>
-                <w:u w:val="none"/>
-              </w:rPr>
-              <w:t>NIL</w:t>
-            </w:r>
-          </w:p>
-        </w:tc>
-        <w:tc>
-          <w:tcPr>
-            <w:tcW w:type="dxa" w:w="1247"/>
-            <w:shd w:val="clear" w:color="auto" w:fill="FFFFFF"/>
-            <w:tcBorders>
-              <w:top w:val="single" w:sz="4" w:space="0" w:color="000000"/>
-              <w:left w:val="single" w:sz="4" w:space="0" w:color="000000"/>
-              <w:bottom w:val="single" w:sz="4" w:space="0" w:color="000000"/>
-              <w:right w:val="single" w:sz="4" w:space="0" w:color="000000"/>
-            </w:tcBorders>
-            <w:vAlign w:val="center"/>
-          </w:tcPr>
-          <w:p>
-            <w:pPr>
-              <w:spacing w:before="40" w:after="40"/>
-              <w:jc w:val="left"/>
-            </w:pPr>
-            <w:r>
-              <w:rPr>
-                <w:rFonts w:ascii="Adani" w:hAnsi="Adani"/>
-                <w:b w:val="0"/>
-                <w:sz w:val="18"/>
-                <w:u w:val="none"/>
-              </w:rPr>
-              <w:t>21/06/2025</w:t>
             </w:r>
           </w:p>
         </w:tc>
@@ -995,6 +815,148 @@
                 <w:sz w:val="18"/>
                 <w:u w:val="none"/>
               </w:rPr>
+              <w:t>ADANI RENEWABLE ENERGY FIFTY FOUR LIMITED</w:t>
+            </w:r>
+          </w:p>
+        </w:tc>
+        <w:tc>
+          <w:tcPr>
+            <w:tcW w:type="dxa" w:w="1814"/>
+            <w:shd w:val="clear" w:color="auto" w:fill="FFFFFF"/>
+            <w:tcBorders>
+              <w:top w:val="single" w:sz="4" w:space="0" w:color="000000"/>
+              <w:left w:val="single" w:sz="4" w:space="0" w:color="000000"/>
+              <w:bottom w:val="single" w:sz="4" w:space="0" w:color="000000"/>
+              <w:right w:val="single" w:sz="4" w:space="0" w:color="000000"/>
+            </w:tcBorders>
+            <w:vAlign w:val="center"/>
+          </w:tcPr>
+          <w:p>
+            <w:pPr>
+              <w:spacing w:before="40" w:after="40"/>
+              <w:jc w:val="left"/>
+            </w:pPr>
+            <w:r>
+              <w:rPr>
+                <w:rFonts w:ascii="Adani" w:hAnsi="Adani"/>
+                <w:b w:val="0"/>
+                <w:sz w:val="18"/>
+                <w:u w:val="none"/>
+              </w:rPr>
+              <w:t>Director</w:t>
+            </w:r>
+          </w:p>
+        </w:tc>
+        <w:tc>
+          <w:tcPr>
+            <w:tcW w:type="dxa" w:w="1020"/>
+            <w:shd w:val="clear" w:color="auto" w:fill="FFFFFF"/>
+            <w:tcBorders>
+              <w:top w:val="single" w:sz="4" w:space="0" w:color="000000"/>
+              <w:left w:val="single" w:sz="4" w:space="0" w:color="000000"/>
+              <w:bottom w:val="single" w:sz="4" w:space="0" w:color="000000"/>
+              <w:right w:val="single" w:sz="4" w:space="0" w:color="000000"/>
+            </w:tcBorders>
+            <w:vAlign w:val="center"/>
+          </w:tcPr>
+          <w:p>
+            <w:pPr>
+              <w:spacing w:before="40" w:after="40"/>
+              <w:jc w:val="left"/>
+            </w:pPr>
+            <w:r>
+              <w:rPr>
+                <w:rFonts w:ascii="Adani" w:hAnsi="Adani"/>
+                <w:b w:val="0"/>
+                <w:sz w:val="18"/>
+                <w:u w:val="none"/>
+              </w:rPr>
+              <w:t>NIL</w:t>
+            </w:r>
+          </w:p>
+        </w:tc>
+        <w:tc>
+          <w:tcPr>
+            <w:tcW w:type="dxa" w:w="1247"/>
+            <w:shd w:val="clear" w:color="auto" w:fill="FFFFFF"/>
+            <w:tcBorders>
+              <w:top w:val="single" w:sz="4" w:space="0" w:color="000000"/>
+              <w:left w:val="single" w:sz="4" w:space="0" w:color="000000"/>
+              <w:bottom w:val="single" w:sz="4" w:space="0" w:color="000000"/>
+              <w:right w:val="single" w:sz="4" w:space="0" w:color="000000"/>
+            </w:tcBorders>
+            <w:vAlign w:val="center"/>
+          </w:tcPr>
+          <w:p>
+            <w:pPr>
+              <w:spacing w:before="40" w:after="40"/>
+              <w:jc w:val="left"/>
+            </w:pPr>
+            <w:r>
+              <w:rPr>
+                <w:rFonts w:ascii="Adani" w:hAnsi="Adani"/>
+                <w:b w:val="0"/>
+                <w:sz w:val="18"/>
+                <w:u w:val="none"/>
+              </w:rPr>
+              <w:t>21/06/2025</w:t>
+            </w:r>
+          </w:p>
+        </w:tc>
+      </w:tr>
+      <w:tr>
+        <w:tc>
+          <w:tcPr>
+            <w:tcW w:type="dxa" w:w="680"/>
+            <w:shd w:val="clear" w:color="auto" w:fill="FFFFFF"/>
+            <w:tcBorders>
+              <w:top w:val="single" w:sz="4" w:space="0" w:color="000000"/>
+              <w:left w:val="single" w:sz="4" w:space="0" w:color="000000"/>
+              <w:bottom w:val="single" w:sz="4" w:space="0" w:color="000000"/>
+              <w:right w:val="single" w:sz="4" w:space="0" w:color="000000"/>
+            </w:tcBorders>
+            <w:vAlign w:val="center"/>
+          </w:tcPr>
+          <w:p>
+            <w:pPr>
+              <w:spacing w:before="40" w:after="40"/>
+              <w:jc w:val="left"/>
+            </w:pPr>
+            <w:r>
+              <w:rPr>
+                <w:rFonts w:ascii="Adani" w:hAnsi="Adani"/>
+                <w:b w:val="0"/>
+                <w:sz w:val="18"/>
+                <w:u w:val="none"/>
+              </w:rPr>
+              <w:t>5</w:t>
+            </w:r>
+          </w:p>
+        </w:tc>
+        <w:tc>
+          <w:tcPr>
+            <w:tcW w:type="dxa" w:w="3969"/>
+            <w:shd w:val="clear" w:color="auto" w:fill="FFFFFF"/>
+            <w:tcBorders>
+              <w:top w:val="single" w:sz="4" w:space="0" w:color="000000"/>
+              <w:left w:val="single" w:sz="4" w:space="0" w:color="000000"/>
+              <w:bottom w:val="single" w:sz="4" w:space="0" w:color="000000"/>
+              <w:right w:val="single" w:sz="4" w:space="0" w:color="000000"/>
+            </w:tcBorders>
+            <w:vAlign w:val="center"/>
+          </w:tcPr>
+          <w:p>
+            <w:pPr>
+              <w:spacing w:before="40" w:after="40"/>
+              <w:jc w:val="left"/>
+            </w:pPr>
+            <w:r>
+              <w:rPr>
+                <w:rFonts w:ascii="Adani" w:hAnsi="Adani"/>
+                <w:b w:val="0"/>
+                <w:sz w:val="18"/>
+                <w:u w:val="none"/>
+              </w:rPr>
               <w:t>ADANI RENEWABLE ENERGY FIFTY THREE LIMITED</w:t>
             </w:r>
           </w:p>
@@ -1109,7 +1071,7 @@
                 <w:sz w:val="18"/>
                 <w:u w:val="none"/>
               </w:rPr>
-              <w:t>5</w:t>
+              <w:t>6</w:t>
             </w:r>
           </w:p>
         </w:tc>
@@ -1251,7 +1213,7 @@
                 <w:sz w:val="18"/>
                 <w:u w:val="none"/>
               </w:rPr>
-              <w:t>6</w:t>
+              <w:t>7</w:t>
             </w:r>
           </w:p>
         </w:tc>
@@ -1279,7 +1241,7 @@
                 <w:sz w:val="18"/>
                 <w:u w:val="none"/>
               </w:rPr>
-              <w:t>ADANI NEW INDUSTRIES LIMITED</w:t>
+              <w:t>ADIMAHESH SEVA FOUNDATION</w:t>
             </w:r>
           </w:p>
         </w:tc>
@@ -1307,7 +1269,7 @@
                 <w:sz w:val="18"/>
                 <w:u w:val="none"/>
               </w:rPr>
-              <w:t>Director</w:t>
+              <w:t>Additional Director</w:t>
             </w:r>
           </w:p>
         </w:tc>
@@ -1363,149 +1325,7 @@
                 <w:sz w:val="18"/>
                 <w:u w:val="none"/>
               </w:rPr>
-              <w:t>07/06/2021</w:t>
-            </w:r>
-          </w:p>
-        </w:tc>
-      </w:tr>
-      <w:tr>
-        <w:tc>
-          <w:tcPr>
-            <w:tcW w:type="dxa" w:w="680"/>
-            <w:shd w:val="clear" w:color="auto" w:fill="FFFFFF"/>
-            <w:tcBorders>
-              <w:top w:val="single" w:sz="4" w:space="0" w:color="000000"/>
-              <w:left w:val="single" w:sz="4" w:space="0" w:color="000000"/>
-              <w:bottom w:val="single" w:sz="4" w:space="0" w:color="000000"/>
-              <w:right w:val="single" w:sz="4" w:space="0" w:color="000000"/>
-            </w:tcBorders>
-            <w:vAlign w:val="center"/>
-          </w:tcPr>
-          <w:p>
-            <w:pPr>
-              <w:spacing w:before="40" w:after="40"/>
-              <w:jc w:val="left"/>
-            </w:pPr>
-            <w:r>
-              <w:rPr>
-                <w:rFonts w:ascii="Adani" w:hAnsi="Adani"/>
-                <w:b w:val="0"/>
-                <w:sz w:val="18"/>
-                <w:u w:val="none"/>
-              </w:rPr>
-              <w:t>7</w:t>
-            </w:r>
-          </w:p>
-        </w:tc>
-        <w:tc>
-          <w:tcPr>
-            <w:tcW w:type="dxa" w:w="3969"/>
-            <w:shd w:val="clear" w:color="auto" w:fill="FFFFFF"/>
-            <w:tcBorders>
-              <w:top w:val="single" w:sz="4" w:space="0" w:color="000000"/>
-              <w:left w:val="single" w:sz="4" w:space="0" w:color="000000"/>
-              <w:bottom w:val="single" w:sz="4" w:space="0" w:color="000000"/>
-              <w:right w:val="single" w:sz="4" w:space="0" w:color="000000"/>
-            </w:tcBorders>
-            <w:vAlign w:val="center"/>
-          </w:tcPr>
-          <w:p>
-            <w:pPr>
-              <w:spacing w:before="40" w:after="40"/>
-              <w:jc w:val="left"/>
-            </w:pPr>
-            <w:r>
-              <w:rPr>
-                <w:rFonts w:ascii="Adani" w:hAnsi="Adani"/>
-                <w:b w:val="0"/>
-                <w:sz w:val="18"/>
-                <w:u w:val="none"/>
-              </w:rPr>
-              <w:t>ADANI GREEN ENERGY TWENTY SEVEN C LIMITED</w:t>
-            </w:r>
-          </w:p>
-        </w:tc>
-        <w:tc>
-          <w:tcPr>
-            <w:tcW w:type="dxa" w:w="1814"/>
-            <w:shd w:val="clear" w:color="auto" w:fill="FFFFFF"/>
-            <w:tcBorders>
-              <w:top w:val="single" w:sz="4" w:space="0" w:color="000000"/>
-              <w:left w:val="single" w:sz="4" w:space="0" w:color="000000"/>
-              <w:bottom w:val="single" w:sz="4" w:space="0" w:color="000000"/>
-              <w:right w:val="single" w:sz="4" w:space="0" w:color="000000"/>
-            </w:tcBorders>
-            <w:vAlign w:val="center"/>
-          </w:tcPr>
-          <w:p>
-            <w:pPr>
-              <w:spacing w:before="40" w:after="40"/>
-              <w:jc w:val="left"/>
-            </w:pPr>
-            <w:r>
-              <w:rPr>
-                <w:rFonts w:ascii="Adani" w:hAnsi="Adani"/>
-                <w:b w:val="0"/>
-                <w:sz w:val="18"/>
-                <w:u w:val="none"/>
-              </w:rPr>
-              <w:t>Director</w:t>
-            </w:r>
-          </w:p>
-        </w:tc>
-        <w:tc>
-          <w:tcPr>
-            <w:tcW w:type="dxa" w:w="1020"/>
-            <w:shd w:val="clear" w:color="auto" w:fill="FFFFFF"/>
-            <w:tcBorders>
-              <w:top w:val="single" w:sz="4" w:space="0" w:color="000000"/>
-              <w:left w:val="single" w:sz="4" w:space="0" w:color="000000"/>
-              <w:bottom w:val="single" w:sz="4" w:space="0" w:color="000000"/>
-              <w:right w:val="single" w:sz="4" w:space="0" w:color="000000"/>
-            </w:tcBorders>
-            <w:vAlign w:val="center"/>
-          </w:tcPr>
-          <w:p>
-            <w:pPr>
-              <w:spacing w:before="40" w:after="40"/>
-              <w:jc w:val="left"/>
-            </w:pPr>
-            <w:r>
-              <w:rPr>
-                <w:rFonts w:ascii="Adani" w:hAnsi="Adani"/>
-                <w:b w:val="0"/>
-                <w:sz w:val="18"/>
-                <w:u w:val="none"/>
-              </w:rPr>
-              <w:t>NIL</w:t>
-            </w:r>
-          </w:p>
-        </w:tc>
-        <w:tc>
-          <w:tcPr>
-            <w:tcW w:type="dxa" w:w="1247"/>
-            <w:shd w:val="clear" w:color="auto" w:fill="FFFFFF"/>
-            <w:tcBorders>
-              <w:top w:val="single" w:sz="4" w:space="0" w:color="000000"/>
-              <w:left w:val="single" w:sz="4" w:space="0" w:color="000000"/>
-              <w:bottom w:val="single" w:sz="4" w:space="0" w:color="000000"/>
-              <w:right w:val="single" w:sz="4" w:space="0" w:color="000000"/>
-            </w:tcBorders>
-            <w:vAlign w:val="center"/>
-          </w:tcPr>
-          <w:p>
-            <w:pPr>
-              <w:spacing w:before="40" w:after="40"/>
-              <w:jc w:val="left"/>
-            </w:pPr>
-            <w:r>
-              <w:rPr>
-                <w:rFonts w:ascii="Adani" w:hAnsi="Adani"/>
-                <w:b w:val="0"/>
-                <w:sz w:val="18"/>
-                <w:u w:val="none"/>
-              </w:rPr>
-              <w:t>06/07/2020</w:t>
+              <w:t>17/08/2023</w:t>
             </w:r>
           </w:p>
         </w:tc>
@@ -1989,7 +1809,7 @@
                 <w:sz w:val="18"/>
                 <w:u w:val="none"/>
               </w:rPr>
-              <w:t>ADANI RENEWABLE ENERGY (KA) LIMITED</w:t>
+              <w:t>RAMNAD RENEWABLE ENERGY LIMITED</w:t>
             </w:r>
           </w:p>
         </w:tc>
@@ -2073,7 +1893,7 @@
                 <w:sz w:val="18"/>
                 <w:u w:val="none"/>
               </w:rPr>
-              <w:t>01/05/2018</w:t>
+              <w:t>10/06/2019</w:t>
             </w:r>
           </w:p>
         </w:tc>
@@ -2104,6 +1924,290 @@
                 <w:u w:val="none"/>
               </w:rPr>
               <w:t>12</w:t>
+            </w:r>
+          </w:p>
+        </w:tc>
+        <w:tc>
+          <w:tcPr>
+            <w:tcW w:type="dxa" w:w="3969"/>
+            <w:shd w:val="clear" w:color="auto" w:fill="FFFFFF"/>
+            <w:tcBorders>
+              <w:top w:val="single" w:sz="4" w:space="0" w:color="000000"/>
+              <w:left w:val="single" w:sz="4" w:space="0" w:color="000000"/>
+              <w:bottom w:val="single" w:sz="4" w:space="0" w:color="000000"/>
+              <w:right w:val="single" w:sz="4" w:space="0" w:color="000000"/>
+            </w:tcBorders>
+            <w:vAlign w:val="center"/>
+          </w:tcPr>
+          <w:p>
+            <w:pPr>
+              <w:spacing w:before="40" w:after="40"/>
+              <w:jc w:val="left"/>
+            </w:pPr>
+            <w:r>
+              <w:rPr>
+                <w:rFonts w:ascii="Adani" w:hAnsi="Adani"/>
+                <w:b w:val="0"/>
+                <w:sz w:val="18"/>
+                <w:u w:val="none"/>
+              </w:rPr>
+              <w:t>KAMUTHI RENEWABLE ENERGY LIMITED</w:t>
+            </w:r>
+          </w:p>
+        </w:tc>
+        <w:tc>
+          <w:tcPr>
+            <w:tcW w:type="dxa" w:w="1814"/>
+            <w:shd w:val="clear" w:color="auto" w:fill="FFFFFF"/>
+            <w:tcBorders>
+              <w:top w:val="single" w:sz="4" w:space="0" w:color="000000"/>
+              <w:left w:val="single" w:sz="4" w:space="0" w:color="000000"/>
+              <w:bottom w:val="single" w:sz="4" w:space="0" w:color="000000"/>
+              <w:right w:val="single" w:sz="4" w:space="0" w:color="000000"/>
+            </w:tcBorders>
+            <w:vAlign w:val="center"/>
+          </w:tcPr>
+          <w:p>
+            <w:pPr>
+              <w:spacing w:before="40" w:after="40"/>
+              <w:jc w:val="left"/>
+            </w:pPr>
+            <w:r>
+              <w:rPr>
+                <w:rFonts w:ascii="Adani" w:hAnsi="Adani"/>
+                <w:b w:val="0"/>
+                <w:sz w:val="18"/>
+                <w:u w:val="none"/>
+              </w:rPr>
+              <w:t>Director</w:t>
+            </w:r>
+          </w:p>
+        </w:tc>
+        <w:tc>
+          <w:tcPr>
+            <w:tcW w:type="dxa" w:w="1020"/>
+            <w:shd w:val="clear" w:color="auto" w:fill="FFFFFF"/>
+            <w:tcBorders>
+              <w:top w:val="single" w:sz="4" w:space="0" w:color="000000"/>
+              <w:left w:val="single" w:sz="4" w:space="0" w:color="000000"/>
+              <w:bottom w:val="single" w:sz="4" w:space="0" w:color="000000"/>
+              <w:right w:val="single" w:sz="4" w:space="0" w:color="000000"/>
+            </w:tcBorders>
+            <w:vAlign w:val="center"/>
+          </w:tcPr>
+          <w:p>
+            <w:pPr>
+              <w:spacing w:before="40" w:after="40"/>
+              <w:jc w:val="left"/>
+            </w:pPr>
+            <w:r>
+              <w:rPr>
+                <w:rFonts w:ascii="Adani" w:hAnsi="Adani"/>
+                <w:b w:val="0"/>
+                <w:sz w:val="18"/>
+                <w:u w:val="none"/>
+              </w:rPr>
+              <w:t>NIL</w:t>
+            </w:r>
+          </w:p>
+        </w:tc>
+        <w:tc>
+          <w:tcPr>
+            <w:tcW w:type="dxa" w:w="1247"/>
+            <w:shd w:val="clear" w:color="auto" w:fill="FFFFFF"/>
+            <w:tcBorders>
+              <w:top w:val="single" w:sz="4" w:space="0" w:color="000000"/>
+              <w:left w:val="single" w:sz="4" w:space="0" w:color="000000"/>
+              <w:bottom w:val="single" w:sz="4" w:space="0" w:color="000000"/>
+              <w:right w:val="single" w:sz="4" w:space="0" w:color="000000"/>
+            </w:tcBorders>
+            <w:vAlign w:val="center"/>
+          </w:tcPr>
+          <w:p>
+            <w:pPr>
+              <w:spacing w:before="40" w:after="40"/>
+              <w:jc w:val="left"/>
+            </w:pPr>
+            <w:r>
+              <w:rPr>
+                <w:rFonts w:ascii="Adani" w:hAnsi="Adani"/>
+                <w:b w:val="0"/>
+                <w:sz w:val="18"/>
+                <w:u w:val="none"/>
+              </w:rPr>
+              <w:t>10/06/2019</w:t>
+            </w:r>
+          </w:p>
+        </w:tc>
+      </w:tr>
+      <w:tr>
+        <w:tc>
+          <w:tcPr>
+            <w:tcW w:type="dxa" w:w="680"/>
+            <w:shd w:val="clear" w:color="auto" w:fill="FFFFFF"/>
+            <w:tcBorders>
+              <w:top w:val="single" w:sz="4" w:space="0" w:color="000000"/>
+              <w:left w:val="single" w:sz="4" w:space="0" w:color="000000"/>
+              <w:bottom w:val="single" w:sz="4" w:space="0" w:color="000000"/>
+              <w:right w:val="single" w:sz="4" w:space="0" w:color="000000"/>
+            </w:tcBorders>
+            <w:vAlign w:val="center"/>
+          </w:tcPr>
+          <w:p>
+            <w:pPr>
+              <w:spacing w:before="40" w:after="40"/>
+              <w:jc w:val="left"/>
+            </w:pPr>
+            <w:r>
+              <w:rPr>
+                <w:rFonts w:ascii="Adani" w:hAnsi="Adani"/>
+                <w:b w:val="0"/>
+                <w:sz w:val="18"/>
+                <w:u w:val="none"/>
+              </w:rPr>
+              <w:t>13</w:t>
+            </w:r>
+          </w:p>
+        </w:tc>
+        <w:tc>
+          <w:tcPr>
+            <w:tcW w:type="dxa" w:w="3969"/>
+            <w:shd w:val="clear" w:color="auto" w:fill="FFFFFF"/>
+            <w:tcBorders>
+              <w:top w:val="single" w:sz="4" w:space="0" w:color="000000"/>
+              <w:left w:val="single" w:sz="4" w:space="0" w:color="000000"/>
+              <w:bottom w:val="single" w:sz="4" w:space="0" w:color="000000"/>
+              <w:right w:val="single" w:sz="4" w:space="0" w:color="000000"/>
+            </w:tcBorders>
+            <w:vAlign w:val="center"/>
+          </w:tcPr>
+          <w:p>
+            <w:pPr>
+              <w:spacing w:before="40" w:after="40"/>
+              <w:jc w:val="left"/>
+            </w:pPr>
+            <w:r>
+              <w:rPr>
+                <w:rFonts w:ascii="Adani" w:hAnsi="Adani"/>
+                <w:b w:val="0"/>
+                <w:sz w:val="18"/>
+                <w:u w:val="none"/>
+              </w:rPr>
+              <w:t>WARDHA SOLAR (MAHARASHTRA) LIMITED</w:t>
+            </w:r>
+          </w:p>
+        </w:tc>
+        <w:tc>
+          <w:tcPr>
+            <w:tcW w:type="dxa" w:w="1814"/>
+            <w:shd w:val="clear" w:color="auto" w:fill="FFFFFF"/>
+            <w:tcBorders>
+              <w:top w:val="single" w:sz="4" w:space="0" w:color="000000"/>
+              <w:left w:val="single" w:sz="4" w:space="0" w:color="000000"/>
+              <w:bottom w:val="single" w:sz="4" w:space="0" w:color="000000"/>
+              <w:right w:val="single" w:sz="4" w:space="0" w:color="000000"/>
+            </w:tcBorders>
+            <w:vAlign w:val="center"/>
+          </w:tcPr>
+          <w:p>
+            <w:pPr>
+              <w:spacing w:before="40" w:after="40"/>
+              <w:jc w:val="left"/>
+            </w:pPr>
+            <w:r>
+              <w:rPr>
+                <w:rFonts w:ascii="Adani" w:hAnsi="Adani"/>
+                <w:b w:val="0"/>
+                <w:sz w:val="18"/>
+                <w:u w:val="none"/>
+              </w:rPr>
+              <w:t>Wholetime Director</w:t>
+            </w:r>
+          </w:p>
+        </w:tc>
+        <w:tc>
+          <w:tcPr>
+            <w:tcW w:type="dxa" w:w="1020"/>
+            <w:shd w:val="clear" w:color="auto" w:fill="FFFFFF"/>
+            <w:tcBorders>
+              <w:top w:val="single" w:sz="4" w:space="0" w:color="000000"/>
+              <w:left w:val="single" w:sz="4" w:space="0" w:color="000000"/>
+              <w:bottom w:val="single" w:sz="4" w:space="0" w:color="000000"/>
+              <w:right w:val="single" w:sz="4" w:space="0" w:color="000000"/>
+            </w:tcBorders>
+            <w:vAlign w:val="center"/>
+          </w:tcPr>
+          <w:p>
+            <w:pPr>
+              <w:spacing w:before="40" w:after="40"/>
+              <w:jc w:val="left"/>
+            </w:pPr>
+            <w:r>
+              <w:rPr>
+                <w:rFonts w:ascii="Adani" w:hAnsi="Adani"/>
+                <w:b w:val="0"/>
+                <w:sz w:val="18"/>
+                <w:u w:val="none"/>
+              </w:rPr>
+              <w:t>NIL</w:t>
+            </w:r>
+          </w:p>
+        </w:tc>
+        <w:tc>
+          <w:tcPr>
+            <w:tcW w:type="dxa" w:w="1247"/>
+            <w:shd w:val="clear" w:color="auto" w:fill="FFFFFF"/>
+            <w:tcBorders>
+              <w:top w:val="single" w:sz="4" w:space="0" w:color="000000"/>
+              <w:left w:val="single" w:sz="4" w:space="0" w:color="000000"/>
+              <w:bottom w:val="single" w:sz="4" w:space="0" w:color="000000"/>
+              <w:right w:val="single" w:sz="4" w:space="0" w:color="000000"/>
+            </w:tcBorders>
+            <w:vAlign w:val="center"/>
+          </w:tcPr>
+          <w:p>
+            <w:pPr>
+              <w:spacing w:before="40" w:after="40"/>
+              <w:jc w:val="left"/>
+            </w:pPr>
+            <w:r>
+              <w:rPr>
+                <w:rFonts w:ascii="Adani" w:hAnsi="Adani"/>
+                <w:b w:val="0"/>
+                <w:sz w:val="18"/>
+                <w:u w:val="none"/>
+              </w:rPr>
+              <w:t>17/03/2016</w:t>
+            </w:r>
+          </w:p>
+        </w:tc>
+      </w:tr>
+      <w:tr>
+        <w:tc>
+          <w:tcPr>
+            <w:tcW w:type="dxa" w:w="680"/>
+            <w:shd w:val="clear" w:color="auto" w:fill="FFFFFF"/>
+            <w:tcBorders>
+              <w:top w:val="single" w:sz="4" w:space="0" w:color="000000"/>
+              <w:left w:val="single" w:sz="4" w:space="0" w:color="000000"/>
+              <w:bottom w:val="single" w:sz="4" w:space="0" w:color="000000"/>
+              <w:right w:val="single" w:sz="4" w:space="0" w:color="000000"/>
+            </w:tcBorders>
+            <w:vAlign w:val="center"/>
+          </w:tcPr>
+          <w:p>
+            <w:pPr>
+              <w:spacing w:before="40" w:after="40"/>
+              <w:jc w:val="left"/>
+            </w:pPr>
+            <w:r>
+              <w:rPr>
+                <w:rFonts w:ascii="Adani" w:hAnsi="Adani"/>
+                <w:b w:val="0"/>
+                <w:sz w:val="18"/>
+                <w:u w:val="none"/>
+              </w:rPr>
+              <w:t>14</w:t>
             </w:r>
           </w:p>
         </w:tc>
@@ -2245,7 +2349,7 @@
                 <w:sz w:val="18"/>
                 <w:u w:val="none"/>
               </w:rPr>
-              <w:t>13</w:t>
+              <w:t>15</w:t>
             </w:r>
           </w:p>
         </w:tc>
@@ -2548,7 +2652,7 @@
                 <w:sz w:val="18"/>
                 <w:u w:val="none"/>
               </w:rPr>
-              <w:t>Name         :  Abhilash Mehta</w:t>
+              <w:t>Name         :  ABHILASH MEHTA</w:t>
             </w:r>
           </w:p>
         </w:tc>
@@ -2594,7 +2698,7 @@
                 <w:sz w:val="18"/>
                 <w:u w:val="none"/>
               </w:rPr>
-              <w:t>Date:   04th May, 2026</w:t>
+              <w:t>Date:   29th May, 2026</w:t>
             </w:r>
           </w:p>
         </w:tc>
@@ -2764,7 +2868,7 @@
           <w:sz w:val="20"/>
           <w:u w:val="none"/>
         </w:rPr>
-        <w:t>Declaration by Abhilash Mehta giving various details including the list of Relatives and their interest or concern in the companies, bodies corporate, firms or other association of individuals:</w:t>
+        <w:t>Declaration by ABHILASH MEHTA giving various details including the list of Relatives and their interest or concern in the companies, bodies corporate, firms or other association of individuals:</w:t>
       </w:r>
     </w:p>
     <w:p>
@@ -2860,174 +2964,441 @@
         <w:t>:</w:t>
       </w:r>
     </w:p>
-    <w:p>
-      <w:pPr>
-        <w:pStyle w:val="ListNumber"/>
-        <w:spacing w:before="0" w:after="40"/>
-        <w:ind w:left="720"/>
-      </w:pPr>
-      <w:r>
-        <w:rPr>
-          <w:rFonts w:ascii="Adani" w:hAnsi="Adani"/>
-          <w:b w:val="0"/>
-          <w:sz w:val="20"/>
-          <w:u w:val="none"/>
-        </w:rPr>
-        <w:t>Father</w:t>
-        <w:tab/>
-        <w:tab/>
-        <w:t>:</w:t>
-        <w:tab/>
-        <w:t>Late Shri Krishnakant Mehta</w:t>
-      </w:r>
-    </w:p>
-    <w:p>
-      <w:pPr>
-        <w:pStyle w:val="ListNumber"/>
-        <w:spacing w:before="0" w:after="40"/>
-        <w:ind w:left="720"/>
-      </w:pPr>
-      <w:r>
-        <w:rPr>
-          <w:rFonts w:ascii="Adani" w:hAnsi="Adani"/>
-          <w:b w:val="0"/>
-          <w:sz w:val="20"/>
-          <w:u w:val="none"/>
-        </w:rPr>
-        <w:t>Mother</w:t>
-        <w:tab/>
-        <w:tab/>
-        <w:t>:</w:t>
-        <w:tab/>
-        <w:t>Late Smt. Kanta Mehta</w:t>
-      </w:r>
-    </w:p>
-    <w:p>
-      <w:pPr>
-        <w:pStyle w:val="ListNumber"/>
-        <w:spacing w:before="0" w:after="40"/>
-        <w:ind w:left="720"/>
-      </w:pPr>
-      <w:r>
-        <w:rPr>
-          <w:rFonts w:ascii="Adani" w:hAnsi="Adani"/>
-          <w:b w:val="0"/>
-          <w:sz w:val="20"/>
-          <w:u w:val="none"/>
-        </w:rPr>
-        <w:t>Son</w:t>
-        <w:tab/>
-        <w:tab/>
-        <w:t>:</w:t>
-        <w:tab/>
-        <w:t>NIL</w:t>
-      </w:r>
-    </w:p>
-    <w:p>
-      <w:pPr>
-        <w:pStyle w:val="ListNumber"/>
-        <w:spacing w:before="0" w:after="40"/>
-        <w:ind w:left="720"/>
-      </w:pPr>
-      <w:r>
-        <w:rPr>
-          <w:rFonts w:ascii="Adani" w:hAnsi="Adani"/>
-          <w:b w:val="0"/>
-          <w:sz w:val="20"/>
-          <w:u w:val="none"/>
-        </w:rPr>
-        <w:t>Son's Wife</w:t>
-        <w:tab/>
-        <w:tab/>
-        <w:t>:</w:t>
-        <w:tab/>
-        <w:t>NIL</w:t>
-      </w:r>
-    </w:p>
-    <w:p>
-      <w:pPr>
-        <w:pStyle w:val="ListNumber"/>
-        <w:spacing w:before="0" w:after="40"/>
-        <w:ind w:left="720"/>
-      </w:pPr>
-      <w:r>
-        <w:rPr>
-          <w:rFonts w:ascii="Adani" w:hAnsi="Adani"/>
-          <w:b w:val="0"/>
-          <w:sz w:val="20"/>
-          <w:u w:val="none"/>
-        </w:rPr>
-        <w:t>Daughter</w:t>
-        <w:tab/>
-        <w:tab/>
-        <w:t>:</w:t>
-        <w:tab/>
-        <w:t>NIL</w:t>
-      </w:r>
-    </w:p>
-    <w:p>
-      <w:pPr>
-        <w:pStyle w:val="ListNumber"/>
-        <w:spacing w:before="0" w:after="40"/>
-        <w:ind w:left="720"/>
-      </w:pPr>
-      <w:r>
-        <w:rPr>
-          <w:rFonts w:ascii="Adani" w:hAnsi="Adani"/>
-          <w:b w:val="0"/>
-          <w:sz w:val="20"/>
-          <w:u w:val="none"/>
-        </w:rPr>
-        <w:t>Daughter's Husband</w:t>
-        <w:tab/>
-        <w:tab/>
-        <w:t>:</w:t>
-        <w:tab/>
-        <w:t>NIL</w:t>
-      </w:r>
-    </w:p>
-    <w:p>
-      <w:pPr>
-        <w:pStyle w:val="ListNumber"/>
-        <w:spacing w:before="0" w:after="40"/>
-        <w:ind w:left="720"/>
-      </w:pPr>
-      <w:r>
-        <w:rPr>
-          <w:rFonts w:ascii="Adani" w:hAnsi="Adani"/>
-          <w:b w:val="0"/>
-          <w:sz w:val="20"/>
-          <w:u w:val="none"/>
-        </w:rPr>
-        <w:t>Brother</w:t>
-        <w:tab/>
-        <w:tab/>
-        <w:t>:</w:t>
-        <w:tab/>
-        <w:t>NIL</w:t>
-      </w:r>
-    </w:p>
-    <w:p>
-      <w:pPr>
-        <w:pStyle w:val="ListNumber"/>
-        <w:spacing w:before="0" w:after="40"/>
-        <w:ind w:left="720"/>
-      </w:pPr>
-      <w:r>
-        <w:rPr>
-          <w:rFonts w:ascii="Adani" w:hAnsi="Adani"/>
-          <w:b w:val="0"/>
-          <w:sz w:val="20"/>
-          <w:u w:val="none"/>
-        </w:rPr>
-        <w:t>Sister</w:t>
-        <w:tab/>
-        <w:tab/>
-        <w:t>:</w:t>
-        <w:tab/>
-        <w:t>NIL</w:t>
-      </w:r>
-    </w:p>
+    <w:tbl>
+      <w:tblPr>
+        <w:tblW w:type="auto" w:w="0"/>
+        <w:jc w:val="left"/>
+        <w:tblLook w:firstColumn="1" w:firstRow="1" w:lastColumn="0" w:lastRow="0" w:noHBand="0" w:noVBand="1" w:val="04A0"/>
+      </w:tblPr>
+      <w:tblGrid>
+        <w:gridCol w:w="4536"/>
+        <w:gridCol w:w="4536"/>
+      </w:tblGrid>
+      <w:tr>
+        <w:tc>
+          <w:tcPr>
+            <w:tcW w:type="dxa" w:w="4536"/>
+            <w:tcBorders>
+              <w:top w:val="none"/>
+              <w:bottom w:val="none"/>
+              <w:left w:val="none"/>
+              <w:right w:val="none"/>
+            </w:tcBorders>
+          </w:tcPr>
+          <w:p>
+            <w:pPr>
+              <w:ind w:left="720"/>
+            </w:pPr>
+            <w:r>
+              <w:rPr>
+                <w:rFonts w:ascii="Adani" w:hAnsi="Adani"/>
+                <w:b w:val="0"/>
+                <w:sz w:val="20"/>
+                <w:u w:val="none"/>
+              </w:rPr>
+              <w:t>1.</w:t>
+              <w:tab/>
+              <w:t>Father</w:t>
+              <w:tab/>
+              <w:t>:</w:t>
+            </w:r>
+          </w:p>
+        </w:tc>
+        <w:tc>
+          <w:tcPr>
+            <w:tcW w:type="dxa" w:w="4536"/>
+            <w:tcBorders>
+              <w:top w:val="none"/>
+              <w:bottom w:val="none"/>
+              <w:left w:val="none"/>
+              <w:right w:val="none"/>
+            </w:tcBorders>
+          </w:tcPr>
+          <w:p>
+            <w:r>
+              <w:rPr>
+                <w:rFonts w:ascii="Adani" w:hAnsi="Adani"/>
+                <w:b w:val="0"/>
+                <w:sz w:val="20"/>
+                <w:u w:val="none"/>
+              </w:rPr>
+              <w:t>Late Shri Krishnakant Mehta</w:t>
+            </w:r>
+          </w:p>
+        </w:tc>
+      </w:tr>
+      <w:tr>
+        <w:tc>
+          <w:tcPr>
+            <w:tcW w:type="dxa" w:w="4536"/>
+            <w:tcBorders>
+              <w:top w:val="none"/>
+              <w:bottom w:val="none"/>
+              <w:left w:val="none"/>
+              <w:right w:val="none"/>
+            </w:tcBorders>
+          </w:tcPr>
+          <w:p>
+            <w:pPr>
+              <w:ind w:left="720"/>
+            </w:pPr>
+            <w:r>
+              <w:rPr>
+                <w:rFonts w:ascii="Adani" w:hAnsi="Adani"/>
+                <w:b w:val="0"/>
+                <w:sz w:val="20"/>
+                <w:u w:val="none"/>
+              </w:rPr>
+              <w:t>2.</w:t>
+              <w:tab/>
+              <w:t>Mother</w:t>
+              <w:tab/>
+              <w:t>:</w:t>
+            </w:r>
+          </w:p>
+        </w:tc>
+        <w:tc>
+          <w:tcPr>
+            <w:tcW w:type="dxa" w:w="4536"/>
+            <w:tcBorders>
+              <w:top w:val="none"/>
+              <w:bottom w:val="none"/>
+              <w:left w:val="none"/>
+              <w:right w:val="none"/>
+            </w:tcBorders>
+          </w:tcPr>
+          <w:p>
+            <w:r>
+              <w:rPr>
+                <w:rFonts w:ascii="Adani" w:hAnsi="Adani"/>
+                <w:b w:val="0"/>
+                <w:sz w:val="20"/>
+                <w:u w:val="none"/>
+              </w:rPr>
+              <w:t>Late Smt. Kanta Mehta</w:t>
+            </w:r>
+          </w:p>
+        </w:tc>
+      </w:tr>
+      <w:tr>
+        <w:tc>
+          <w:tcPr>
+            <w:tcW w:type="dxa" w:w="4536"/>
+            <w:tcBorders>
+              <w:top w:val="none"/>
+              <w:bottom w:val="none"/>
+              <w:left w:val="none"/>
+              <w:right w:val="none"/>
+            </w:tcBorders>
+          </w:tcPr>
+          <w:p>
+            <w:pPr>
+              <w:ind w:left="720"/>
+            </w:pPr>
+            <w:r>
+              <w:rPr>
+                <w:rFonts w:ascii="Adani" w:hAnsi="Adani"/>
+                <w:b w:val="0"/>
+                <w:sz w:val="20"/>
+                <w:u w:val="none"/>
+              </w:rPr>
+              <w:t>3.</w:t>
+              <w:tab/>
+              <w:t>Son</w:t>
+              <w:tab/>
+              <w:t>:</w:t>
+            </w:r>
+          </w:p>
+        </w:tc>
+        <w:tc>
+          <w:tcPr>
+            <w:tcW w:type="dxa" w:w="4536"/>
+            <w:tcBorders>
+              <w:top w:val="none"/>
+              <w:bottom w:val="none"/>
+              <w:left w:val="none"/>
+              <w:right w:val="none"/>
+            </w:tcBorders>
+          </w:tcPr>
+          <w:p>
+            <w:r>
+              <w:rPr>
+                <w:rFonts w:ascii="Adani" w:hAnsi="Adani"/>
+                <w:b w:val="0"/>
+                <w:sz w:val="20"/>
+                <w:u w:val="none"/>
+              </w:rPr>
+              <w:t>NIL</w:t>
+            </w:r>
+          </w:p>
+        </w:tc>
+      </w:tr>
+      <w:tr>
+        <w:tc>
+          <w:tcPr>
+            <w:tcW w:type="dxa" w:w="4536"/>
+            <w:tcBorders>
+              <w:top w:val="none"/>
+              <w:bottom w:val="none"/>
+              <w:left w:val="none"/>
+              <w:right w:val="none"/>
+            </w:tcBorders>
+          </w:tcPr>
+          <w:p>
+            <w:pPr>
+              <w:ind w:left="720"/>
+            </w:pPr>
+            <w:r>
+              <w:rPr>
+                <w:rFonts w:ascii="Adani" w:hAnsi="Adani"/>
+                <w:b w:val="0"/>
+                <w:sz w:val="20"/>
+                <w:u w:val="none"/>
+              </w:rPr>
+              <w:t>4.</w:t>
+              <w:tab/>
+              <w:t>Son's Wife</w:t>
+              <w:tab/>
+              <w:t>:</w:t>
+            </w:r>
+          </w:p>
+        </w:tc>
+        <w:tc>
+          <w:tcPr>
+            <w:tcW w:type="dxa" w:w="4536"/>
+            <w:tcBorders>
+              <w:top w:val="none"/>
+              <w:bottom w:val="none"/>
+              <w:left w:val="none"/>
+              <w:right w:val="none"/>
+            </w:tcBorders>
+          </w:tcPr>
+          <w:p>
+            <w:r>
+              <w:rPr>
+                <w:rFonts w:ascii="Adani" w:hAnsi="Adani"/>
+                <w:b w:val="0"/>
+                <w:sz w:val="20"/>
+                <w:u w:val="none"/>
+              </w:rPr>
+              <w:t>NIL</w:t>
+            </w:r>
+          </w:p>
+        </w:tc>
+      </w:tr>
+      <w:tr>
+        <w:tc>
+          <w:tcPr>
+            <w:tcW w:type="dxa" w:w="4536"/>
+            <w:tcBorders>
+              <w:top w:val="none"/>
+              <w:bottom w:val="none"/>
+              <w:left w:val="none"/>
+              <w:right w:val="none"/>
+            </w:tcBorders>
+          </w:tcPr>
+          <w:p>
+            <w:pPr>
+              <w:ind w:left="720"/>
+            </w:pPr>
+            <w:r>
+              <w:rPr>
+                <w:rFonts w:ascii="Adani" w:hAnsi="Adani"/>
+                <w:b w:val="0"/>
+                <w:sz w:val="20"/>
+                <w:u w:val="none"/>
+              </w:rPr>
+              <w:t>5.</w:t>
+              <w:tab/>
+              <w:t>Daughter</w:t>
+              <w:tab/>
+              <w:t>:</w:t>
+            </w:r>
+          </w:p>
+        </w:tc>
+        <w:tc>
+          <w:tcPr>
+            <w:tcW w:type="dxa" w:w="4536"/>
+            <w:tcBorders>
+              <w:top w:val="none"/>
+              <w:bottom w:val="none"/>
+              <w:left w:val="none"/>
+              <w:right w:val="none"/>
+            </w:tcBorders>
+          </w:tcPr>
+          <w:p>
+            <w:r>
+              <w:rPr>
+                <w:rFonts w:ascii="Adani" w:hAnsi="Adani"/>
+                <w:b w:val="0"/>
+                <w:sz w:val="20"/>
+                <w:u w:val="none"/>
+              </w:rPr>
+              <w:t>NIL</w:t>
+            </w:r>
+          </w:p>
+        </w:tc>
+      </w:tr>
+      <w:tr>
+        <w:tc>
+          <w:tcPr>
+            <w:tcW w:type="dxa" w:w="4536"/>
+            <w:tcBorders>
+              <w:top w:val="none"/>
+              <w:bottom w:val="none"/>
+              <w:left w:val="none"/>
+              <w:right w:val="none"/>
+            </w:tcBorders>
+          </w:tcPr>
+          <w:p>
+            <w:pPr>
+              <w:ind w:left="720"/>
+            </w:pPr>
+            <w:r>
+              <w:rPr>
+                <w:rFonts w:ascii="Adani" w:hAnsi="Adani"/>
+                <w:b w:val="0"/>
+                <w:sz w:val="20"/>
+                <w:u w:val="none"/>
+              </w:rPr>
+              <w:t>6.</w:t>
+              <w:tab/>
+              <w:t>Daughter's Husband</w:t>
+              <w:tab/>
+              <w:t>:</w:t>
+            </w:r>
+          </w:p>
+        </w:tc>
+        <w:tc>
+          <w:tcPr>
+            <w:tcW w:type="dxa" w:w="4536"/>
+            <w:tcBorders>
+              <w:top w:val="none"/>
+              <w:bottom w:val="none"/>
+              <w:left w:val="none"/>
+              <w:right w:val="none"/>
+            </w:tcBorders>
+          </w:tcPr>
+          <w:p>
+            <w:r>
+              <w:rPr>
+                <w:rFonts w:ascii="Adani" w:hAnsi="Adani"/>
+                <w:b w:val="0"/>
+                <w:sz w:val="20"/>
+                <w:u w:val="none"/>
+              </w:rPr>
+              <w:t>NIL</w:t>
+            </w:r>
+          </w:p>
+        </w:tc>
+      </w:tr>
+      <w:tr>
+        <w:tc>
+          <w:tcPr>
+            <w:tcW w:type="dxa" w:w="4536"/>
+            <w:tcBorders>
+              <w:top w:val="none"/>
+              <w:bottom w:val="none"/>
+              <w:left w:val="none"/>
+              <w:right w:val="none"/>
+            </w:tcBorders>
+          </w:tcPr>
+          <w:p>
+            <w:pPr>
+              <w:ind w:left="720"/>
+            </w:pPr>
+            <w:r>
+              <w:rPr>
+                <w:rFonts w:ascii="Adani" w:hAnsi="Adani"/>
+                <w:b w:val="0"/>
+                <w:sz w:val="20"/>
+                <w:u w:val="none"/>
+              </w:rPr>
+              <w:t>7.</w:t>
+              <w:tab/>
+              <w:t>Brother</w:t>
+              <w:tab/>
+              <w:t>:</w:t>
+            </w:r>
+          </w:p>
+        </w:tc>
+        <w:tc>
+          <w:tcPr>
+            <w:tcW w:type="dxa" w:w="4536"/>
+            <w:tcBorders>
+              <w:top w:val="none"/>
+              <w:bottom w:val="none"/>
+              <w:left w:val="none"/>
+              <w:right w:val="none"/>
+            </w:tcBorders>
+          </w:tcPr>
+          <w:p>
+            <w:r>
+              <w:rPr>
+                <w:rFonts w:ascii="Adani" w:hAnsi="Adani"/>
+                <w:b w:val="0"/>
+                <w:sz w:val="20"/>
+                <w:u w:val="none"/>
+              </w:rPr>
+              <w:t>NIL</w:t>
+            </w:r>
+          </w:p>
+        </w:tc>
+      </w:tr>
+      <w:tr>
+        <w:tc>
+          <w:tcPr>
+            <w:tcW w:type="dxa" w:w="4536"/>
+            <w:tcBorders>
+              <w:top w:val="none"/>
+              <w:bottom w:val="none"/>
+              <w:left w:val="none"/>
+              <w:right w:val="none"/>
+            </w:tcBorders>
+          </w:tcPr>
+          <w:p>
+            <w:pPr>
+              <w:ind w:left="720"/>
+            </w:pPr>
+            <w:r>
+              <w:rPr>
+                <w:rFonts w:ascii="Adani" w:hAnsi="Adani"/>
+                <w:b w:val="0"/>
+                <w:sz w:val="20"/>
+                <w:u w:val="none"/>
+              </w:rPr>
+              <w:t>8.</w:t>
+              <w:tab/>
+              <w:t>Sister</w:t>
+              <w:tab/>
+              <w:t>:</w:t>
+            </w:r>
+          </w:p>
+        </w:tc>
+        <w:tc>
+          <w:tcPr>
+            <w:tcW w:type="dxa" w:w="4536"/>
+            <w:tcBorders>
+              <w:top w:val="none"/>
+              <w:bottom w:val="none"/>
+              <w:left w:val="none"/>
+              <w:right w:val="none"/>
+            </w:tcBorders>
+          </w:tcPr>
+          <w:p>
+            <w:r>
+              <w:rPr>
+                <w:rFonts w:ascii="Adani" w:hAnsi="Adani"/>
+                <w:b w:val="0"/>
+                <w:sz w:val="20"/>
+                <w:u w:val="none"/>
+              </w:rPr>
+              <w:t>NIL</w:t>
+            </w:r>
+          </w:p>
+        </w:tc>
+      </w:tr>
+    </w:tbl>
     <w:p/>
     <w:p>
       <w:pPr>
@@ -3318,7 +3689,7 @@
                 <w:sz w:val="18"/>
                 <w:u w:val="none"/>
               </w:rPr>
-              <w:t>Name         :  Abhilash Mehta</w:t>
+              <w:t>Name         :  ABHILASH MEHTA</w:t>
             </w:r>
           </w:p>
         </w:tc>
@@ -3364,7 +3735,7 @@
                 <w:sz w:val="18"/>
                 <w:u w:val="none"/>
               </w:rPr>
-              <w:t>Date:   04th May, 2026</w:t>
+              <w:t>Date:   29th May, 2026</w:t>
             </w:r>
           </w:p>
         </w:tc>
@@ -3525,7 +3896,7 @@
           <w:sz w:val="20"/>
           <w:u w:val="none"/>
         </w:rPr>
-        <w:t>04th May, 2026</w:t>
+        <w:t>29th May, 2026</w:t>
       </w:r>
     </w:p>
     <w:p>
@@ -3570,6 +3941,21 @@
           <w:sz w:val="20"/>
           <w:u w:val="none"/>
         </w:rPr>
+        <w:t>ADANI RENEWABLE ENERGY SIX LIMITED</w:t>
+      </w:r>
+    </w:p>
+    <w:p>
+      <w:pPr>
+        <w:spacing w:before="0" w:after="20"/>
+        <w:jc w:val="left"/>
+      </w:pPr>
+      <w:r>
+        <w:rPr>
+          <w:rFonts w:ascii="Adani" w:hAnsi="Adani"/>
+          <w:b/>
+          <w:sz w:val="20"/>
+          <w:u w:val="none"/>
+        </w:rPr>
         <w:t>ADANI GREEN ENERGY TWENTY FOUR C LIMITED</w:t>
       </w:r>
     </w:p>
@@ -3585,7 +3971,7 @@
           <w:sz w:val="20"/>
           <w:u w:val="none"/>
         </w:rPr>
-        <w:t>ADANI RENEWABLE ENERGY FIFTY FOUR LIMITED</w:t>
+        <w:t>ADANI RENEWABLE ENERGY FIFTY TWO LIMITED</w:t>
       </w:r>
     </w:p>
     <w:p>
@@ -3600,7 +3986,7 @@
           <w:sz w:val="20"/>
           <w:u w:val="none"/>
         </w:rPr>
-        <w:t>ADANI RENEWABLE ENERGY FIFTY TWO LIMITED</w:t>
+        <w:t>ADANI RENEWABLE ENERGY FIFTY FOUR LIMITED</w:t>
       </w:r>
     </w:p>
     <w:p>
@@ -3645,22 +4031,7 @@
           <w:sz w:val="20"/>
           <w:u w:val="none"/>
         </w:rPr>
-        <w:t>ADANI NEW INDUSTRIES LIMITED</w:t>
-      </w:r>
-    </w:p>
-    <w:p>
-      <w:pPr>
-        <w:spacing w:before="0" w:after="20"/>
-        <w:jc w:val="left"/>
-      </w:pPr>
-      <w:r>
-        <w:rPr>
-          <w:rFonts w:ascii="Adani" w:hAnsi="Adani"/>
-          <w:b/>
-          <w:sz w:val="20"/>
-          <w:u w:val="none"/>
-        </w:rPr>
-        <w:t>ADANI GREEN ENERGY TWENTY SEVEN C LIMITED</w:t>
+        <w:t>ADIMAHESH SEVA FOUNDATION</w:t>
       </w:r>
     </w:p>
     <w:p>
@@ -3720,7 +4091,37 @@
           <w:sz w:val="20"/>
           <w:u w:val="none"/>
         </w:rPr>
-        <w:t>ADANI RENEWABLE ENERGY (KA) LIMITED</w:t>
+        <w:t>RAMNAD RENEWABLE ENERGY LIMITED</w:t>
+      </w:r>
+    </w:p>
+    <w:p>
+      <w:pPr>
+        <w:spacing w:before="0" w:after="20"/>
+        <w:jc w:val="left"/>
+      </w:pPr>
+      <w:r>
+        <w:rPr>
+          <w:rFonts w:ascii="Adani" w:hAnsi="Adani"/>
+          <w:b/>
+          <w:sz w:val="20"/>
+          <w:u w:val="none"/>
+        </w:rPr>
+        <w:t>KAMUTHI RENEWABLE ENERGY LIMITED</w:t>
+      </w:r>
+    </w:p>
+    <w:p>
+      <w:pPr>
+        <w:spacing w:before="0" w:after="20"/>
+        <w:jc w:val="left"/>
+      </w:pPr>
+      <w:r>
+        <w:rPr>
+          <w:rFonts w:ascii="Adani" w:hAnsi="Adani"/>
+          <w:b/>
+          <w:sz w:val="20"/>
+          <w:u w:val="none"/>
+        </w:rPr>
+        <w:t>WARDHA SOLAR (MAHARASHTRA) LIMITED</w:t>
       </w:r>
     </w:p>
     <w:p>
@@ -3811,6 +4212,21 @@
           <w:sz w:val="20"/>
           <w:u w:val="none"/>
         </w:rPr>
+        <w:t>ADANI RENEWABLE ENERGY SIX LIMITED</w:t>
+      </w:r>
+    </w:p>
+    <w:p>
+      <w:pPr>
+        <w:spacing w:before="0" w:after="20"/>
+        <w:jc w:val="left"/>
+      </w:pPr>
+      <w:r>
+        <w:rPr>
+          <w:rFonts w:ascii="Adani" w:hAnsi="Adani"/>
+          <w:b w:val="0"/>
+          <w:sz w:val="20"/>
+          <w:u w:val="none"/>
+        </w:rPr>
         <w:t>ADANI GREEN ENERGY TWENTY FOUR C LIMITED</w:t>
       </w:r>
     </w:p>
@@ -3826,7 +4242,7 @@
           <w:sz w:val="20"/>
           <w:u w:val="none"/>
         </w:rPr>
-        <w:t>ADANI RENEWABLE ENERGY FIFTY FOUR LIMITED</w:t>
+        <w:t>ADANI RENEWABLE ENERGY FIFTY TWO LIMITED</w:t>
       </w:r>
     </w:p>
     <w:p>
@@ -3841,7 +4257,7 @@
           <w:sz w:val="20"/>
           <w:u w:val="none"/>
         </w:rPr>
-        <w:t>ADANI RENEWABLE ENERGY FIFTY TWO LIMITED</w:t>
+        <w:t>ADANI RENEWABLE ENERGY FIFTY FOUR LIMITED</w:t>
       </w:r>
     </w:p>
     <w:p>
@@ -3886,22 +4302,7 @@
           <w:sz w:val="20"/>
           <w:u w:val="none"/>
         </w:rPr>
-        <w:t>ADANI NEW INDUSTRIES LIMITED</w:t>
-      </w:r>
-    </w:p>
-    <w:p>
-      <w:pPr>
-        <w:spacing w:before="0" w:after="20"/>
-        <w:jc w:val="left"/>
-      </w:pPr>
-      <w:r>
-        <w:rPr>
-          <w:rFonts w:ascii="Adani" w:hAnsi="Adani"/>
-          <w:b w:val="0"/>
-          <w:sz w:val="20"/>
-          <w:u w:val="none"/>
-        </w:rPr>
-        <w:t>ADANI GREEN ENERGY TWENTY SEVEN C LIMITED</w:t>
+        <w:t>ADIMAHESH SEVA FOUNDATION</w:t>
       </w:r>
     </w:p>
     <w:p>
@@ -3961,7 +4362,37 @@
           <w:sz w:val="20"/>
           <w:u w:val="none"/>
         </w:rPr>
-        <w:t>ADANI RENEWABLE ENERGY (KA) LIMITED</w:t>
+        <w:t>RAMNAD RENEWABLE ENERGY LIMITED</w:t>
+      </w:r>
+    </w:p>
+    <w:p>
+      <w:pPr>
+        <w:spacing w:before="0" w:after="20"/>
+        <w:jc w:val="left"/>
+      </w:pPr>
+      <w:r>
+        <w:rPr>
+          <w:rFonts w:ascii="Adani" w:hAnsi="Adani"/>
+          <w:b w:val="0"/>
+          <w:sz w:val="20"/>
+          <w:u w:val="none"/>
+        </w:rPr>
+        <w:t>KAMUTHI RENEWABLE ENERGY LIMITED</w:t>
+      </w:r>
+    </w:p>
+    <w:p>
+      <w:pPr>
+        <w:spacing w:before="0" w:after="20"/>
+        <w:jc w:val="left"/>
+      </w:pPr>
+      <w:r>
+        <w:rPr>
+          <w:rFonts w:ascii="Adani" w:hAnsi="Adani"/>
+          <w:b w:val="0"/>
+          <w:sz w:val="20"/>
+          <w:u w:val="none"/>
+        </w:rPr>
+        <w:t>WARDHA SOLAR (MAHARASHTRA) LIMITED</w:t>
       </w:r>
     </w:p>
     <w:p>
@@ -4185,7 +4616,7 @@
           <w:sz w:val="20"/>
           <w:u w:val="none"/>
         </w:rPr>
-        <w:t>Abhilash Mehta</w:t>
+        <w:t>ABHILASH MEHTA</w:t>
       </w:r>
     </w:p>
     <w:p>
@@ -4411,7 +4842,7 @@
                 <w:sz w:val="18"/>
                 <w:u w:val="none"/>
               </w:rPr>
-              <w:t>Abhilash Mehta</w:t>
+              <w:t>ABHILASH MEHTA</w:t>
             </w:r>
           </w:p>
         </w:tc>
@@ -4817,7 +5248,7 @@
                 <w:sz w:val="18"/>
                 <w:u w:val="none"/>
               </w:rPr>
-              <w:t>13</w:t>
+              <w:t>15</w:t>
             </w:r>
           </w:p>
         </w:tc>
@@ -4990,6 +5421,120 @@
                 <w:sz w:val="18"/>
                 <w:u w:val="none"/>
               </w:rPr>
+              <w:t>U40106GJ2021PLC120852</w:t>
+            </w:r>
+          </w:p>
+        </w:tc>
+        <w:tc>
+          <w:tcPr>
+            <w:tcW w:type="dxa" w:w="4252"/>
+            <w:shd w:val="clear" w:color="auto" w:fill="FFFFFF"/>
+            <w:tcBorders>
+              <w:top w:val="single" w:sz="4" w:space="0" w:color="000000"/>
+              <w:left w:val="single" w:sz="4" w:space="0" w:color="000000"/>
+              <w:bottom w:val="single" w:sz="4" w:space="0" w:color="000000"/>
+              <w:right w:val="single" w:sz="4" w:space="0" w:color="000000"/>
+            </w:tcBorders>
+            <w:vAlign w:val="center"/>
+          </w:tcPr>
+          <w:p>
+            <w:pPr>
+              <w:spacing w:before="40" w:after="40"/>
+              <w:jc w:val="left"/>
+            </w:pPr>
+            <w:r>
+              <w:rPr>
+                <w:rFonts w:ascii="Adani" w:hAnsi="Adani"/>
+                <w:b w:val="0"/>
+                <w:sz w:val="18"/>
+                <w:u w:val="none"/>
+              </w:rPr>
+              <w:t>ADANI RENEWABLE ENERGY SIX LIMITED</w:t>
+            </w:r>
+          </w:p>
+        </w:tc>
+        <w:tc>
+          <w:tcPr>
+            <w:tcW w:type="dxa" w:w="1587"/>
+            <w:shd w:val="clear" w:color="auto" w:fill="FFFFFF"/>
+            <w:tcBorders>
+              <w:top w:val="single" w:sz="4" w:space="0" w:color="000000"/>
+              <w:left w:val="single" w:sz="4" w:space="0" w:color="000000"/>
+              <w:bottom w:val="single" w:sz="4" w:space="0" w:color="000000"/>
+              <w:right w:val="single" w:sz="4" w:space="0" w:color="000000"/>
+            </w:tcBorders>
+            <w:vAlign w:val="center"/>
+          </w:tcPr>
+          <w:p>
+            <w:pPr>
+              <w:spacing w:before="40" w:after="40"/>
+              <w:jc w:val="left"/>
+            </w:pPr>
+            <w:r>
+              <w:rPr>
+                <w:rFonts w:ascii="Adani" w:hAnsi="Adani"/>
+                <w:b w:val="0"/>
+                <w:sz w:val="18"/>
+                <w:u w:val="none"/>
+              </w:rPr>
+              <w:t>Additional Director</w:t>
+            </w:r>
+          </w:p>
+        </w:tc>
+        <w:tc>
+          <w:tcPr>
+            <w:tcW w:type="dxa" w:w="1304"/>
+            <w:shd w:val="clear" w:color="auto" w:fill="FFFFFF"/>
+            <w:tcBorders>
+              <w:top w:val="single" w:sz="4" w:space="0" w:color="000000"/>
+              <w:left w:val="single" w:sz="4" w:space="0" w:color="000000"/>
+              <w:bottom w:val="single" w:sz="4" w:space="0" w:color="000000"/>
+              <w:right w:val="single" w:sz="4" w:space="0" w:color="000000"/>
+            </w:tcBorders>
+            <w:vAlign w:val="center"/>
+          </w:tcPr>
+          <w:p>
+            <w:pPr>
+              <w:spacing w:before="40" w:after="40"/>
+              <w:jc w:val="left"/>
+            </w:pPr>
+            <w:r>
+              <w:rPr>
+                <w:rFonts w:ascii="Adani" w:hAnsi="Adani"/>
+                <w:b w:val="0"/>
+                <w:sz w:val="18"/>
+                <w:u w:val="none"/>
+              </w:rPr>
+              <w:t>23/03/2026</w:t>
+            </w:r>
+          </w:p>
+        </w:tc>
+      </w:tr>
+      <w:tr>
+        <w:tc>
+          <w:tcPr>
+            <w:tcW w:type="dxa" w:w="2268"/>
+            <w:shd w:val="clear" w:color="auto" w:fill="FFFFFF"/>
+            <w:tcBorders>
+              <w:top w:val="single" w:sz="4" w:space="0" w:color="000000"/>
+              <w:left w:val="single" w:sz="4" w:space="0" w:color="000000"/>
+              <w:bottom w:val="single" w:sz="4" w:space="0" w:color="000000"/>
+              <w:right w:val="single" w:sz="4" w:space="0" w:color="000000"/>
+            </w:tcBorders>
+            <w:vAlign w:val="center"/>
+          </w:tcPr>
+          <w:p>
+            <w:pPr>
+              <w:spacing w:before="40" w:after="40"/>
+              <w:jc w:val="left"/>
+            </w:pPr>
+            <w:r>
+              <w:rPr>
+                <w:rFonts w:ascii="Adani" w:hAnsi="Adani"/>
+                <w:b w:val="0"/>
+                <w:sz w:val="18"/>
+                <w:u w:val="none"/>
+              </w:rPr>
               <w:t>U40109GJ2020PLC114375</w:t>
             </w:r>
           </w:p>
@@ -5104,7 +5649,7 @@
                 <w:sz w:val="18"/>
                 <w:u w:val="none"/>
               </w:rPr>
-              <w:t>U35105GJ2023PLC147063</w:t>
+              <w:t>U35105GJ2023PLC147037</w:t>
             </w:r>
           </w:p>
         </w:tc>
@@ -5132,7 +5677,7 @@
                 <w:sz w:val="18"/>
                 <w:u w:val="none"/>
               </w:rPr>
-              <w:t>ADANI RENEWABLE ENERGY FIFTY FOUR LIMITED</w:t>
+              <w:t>ADANI RENEWABLE ENERGY FIFTY TWO LIMITED</w:t>
             </w:r>
           </w:p>
         </w:tc>
@@ -5218,7 +5763,7 @@
                 <w:sz w:val="18"/>
                 <w:u w:val="none"/>
               </w:rPr>
-              <w:t>U35105GJ2023PLC147037</w:t>
+              <w:t>U35105GJ2023PLC147063</w:t>
             </w:r>
           </w:p>
         </w:tc>
@@ -5246,7 +5791,7 @@
                 <w:sz w:val="18"/>
                 <w:u w:val="none"/>
               </w:rPr>
-              <w:t>ADANI RENEWABLE ENERGY FIFTY TWO LIMITED</w:t>
+              <w:t>ADANI RENEWABLE ENERGY FIFTY FOUR LIMITED</w:t>
             </w:r>
           </w:p>
         </w:tc>
@@ -5560,7 +6105,7 @@
                 <w:sz w:val="18"/>
                 <w:u w:val="none"/>
               </w:rPr>
-              <w:t>U40106GJ2021PLC123109</w:t>
+              <w:t>U85500GJ2023NPL140514</w:t>
             </w:r>
           </w:p>
         </w:tc>
@@ -5588,7 +6133,7 @@
                 <w:sz w:val="18"/>
                 <w:u w:val="none"/>
               </w:rPr>
-              <w:t>ADANI NEW INDUSTRIES LIMITED</w:t>
+              <w:t>ADIMAHESH SEVA FOUNDATION</w:t>
             </w:r>
           </w:p>
         </w:tc>
@@ -5616,7 +6161,7 @@
                 <w:sz w:val="18"/>
                 <w:u w:val="none"/>
               </w:rPr>
-              <w:t>Director</w:t>
+              <w:t>Additional Director</w:t>
             </w:r>
           </w:p>
         </w:tc>
@@ -5644,121 +6189,7 @@
                 <w:sz w:val="18"/>
                 <w:u w:val="none"/>
               </w:rPr>
-              <w:t>07/06/2021</w:t>
-            </w:r>
-          </w:p>
-        </w:tc>
-      </w:tr>
-      <w:tr>
-        <w:tc>
-          <w:tcPr>
-            <w:tcW w:type="dxa" w:w="2268"/>
-            <w:shd w:val="clear" w:color="auto" w:fill="FFFFFF"/>
-            <w:tcBorders>
-              <w:top w:val="single" w:sz="4" w:space="0" w:color="000000"/>
-              <w:left w:val="single" w:sz="4" w:space="0" w:color="000000"/>
-              <w:bottom w:val="single" w:sz="4" w:space="0" w:color="000000"/>
-              <w:right w:val="single" w:sz="4" w:space="0" w:color="000000"/>
-            </w:tcBorders>
-            <w:vAlign w:val="center"/>
-          </w:tcPr>
-          <w:p>
-            <w:pPr>
-              <w:spacing w:before="40" w:after="40"/>
-              <w:jc w:val="left"/>
-            </w:pPr>
-            <w:r>
-              <w:rPr>
-                <w:rFonts w:ascii="Adani" w:hAnsi="Adani"/>
-                <w:b w:val="0"/>
-                <w:sz w:val="18"/>
-                <w:u w:val="none"/>
-              </w:rPr>
-              <w:t>U40106GJ2020PLC114394</w:t>
-            </w:r>
-          </w:p>
-        </w:tc>
-        <w:tc>
-          <w:tcPr>
-            <w:tcW w:type="dxa" w:w="4252"/>
-            <w:shd w:val="clear" w:color="auto" w:fill="FFFFFF"/>
-            <w:tcBorders>
-              <w:top w:val="single" w:sz="4" w:space="0" w:color="000000"/>
-              <w:left w:val="single" w:sz="4" w:space="0" w:color="000000"/>
-              <w:bottom w:val="single" w:sz="4" w:space="0" w:color="000000"/>
-              <w:right w:val="single" w:sz="4" w:space="0" w:color="000000"/>
-            </w:tcBorders>
-            <w:vAlign w:val="center"/>
-          </w:tcPr>
-          <w:p>
-            <w:pPr>
-              <w:spacing w:before="40" w:after="40"/>
-              <w:jc w:val="left"/>
-            </w:pPr>
-            <w:r>
-              <w:rPr>
-                <w:rFonts w:ascii="Adani" w:hAnsi="Adani"/>
-                <w:b w:val="0"/>
-                <w:sz w:val="18"/>
-                <w:u w:val="none"/>
-              </w:rPr>
-              <w:t>ADANI GREEN ENERGY TWENTY SEVEN C LIMITED</w:t>
-            </w:r>
-          </w:p>
-        </w:tc>
-        <w:tc>
-          <w:tcPr>
-            <w:tcW w:type="dxa" w:w="1587"/>
-            <w:shd w:val="clear" w:color="auto" w:fill="FFFFFF"/>
-            <w:tcBorders>
-              <w:top w:val="single" w:sz="4" w:space="0" w:color="000000"/>
-              <w:left w:val="single" w:sz="4" w:space="0" w:color="000000"/>
-              <w:bottom w:val="single" w:sz="4" w:space="0" w:color="000000"/>
-              <w:right w:val="single" w:sz="4" w:space="0" w:color="000000"/>
-            </w:tcBorders>
-            <w:vAlign w:val="center"/>
-          </w:tcPr>
-          <w:p>
-            <w:pPr>
-              <w:spacing w:before="40" w:after="40"/>
-              <w:jc w:val="left"/>
-            </w:pPr>
-            <w:r>
-              <w:rPr>
-                <w:rFonts w:ascii="Adani" w:hAnsi="Adani"/>
-                <w:b w:val="0"/>
-                <w:sz w:val="18"/>
-                <w:u w:val="none"/>
-              </w:rPr>
-              <w:t>Director</w:t>
-            </w:r>
-          </w:p>
-        </w:tc>
-        <w:tc>
-          <w:tcPr>
-            <w:tcW w:type="dxa" w:w="1304"/>
-            <w:shd w:val="clear" w:color="auto" w:fill="FFFFFF"/>
-            <w:tcBorders>
-              <w:top w:val="single" w:sz="4" w:space="0" w:color="000000"/>
-              <w:left w:val="single" w:sz="4" w:space="0" w:color="000000"/>
-              <w:bottom w:val="single" w:sz="4" w:space="0" w:color="000000"/>
-              <w:right w:val="single" w:sz="4" w:space="0" w:color="000000"/>
-            </w:tcBorders>
-            <w:vAlign w:val="center"/>
-          </w:tcPr>
-          <w:p>
-            <w:pPr>
-              <w:spacing w:before="40" w:after="40"/>
-              <w:jc w:val="left"/>
-            </w:pPr>
-            <w:r>
-              <w:rPr>
-                <w:rFonts w:ascii="Adani" w:hAnsi="Adani"/>
-                <w:b w:val="0"/>
-                <w:sz w:val="18"/>
-                <w:u w:val="none"/>
-              </w:rPr>
-              <w:t>06/07/2020</w:t>
+              <w:t>17/08/2023</w:t>
             </w:r>
           </w:p>
         </w:tc>
@@ -6130,7 +6561,7 @@
                 <w:sz w:val="18"/>
                 <w:u w:val="none"/>
               </w:rPr>
-              <w:t>U40108GJ2018PLC102097</w:t>
+              <w:t>U40300GJ2015PLC083427</w:t>
             </w:r>
           </w:p>
         </w:tc>
@@ -6158,7 +6589,7 @@
                 <w:sz w:val="18"/>
                 <w:u w:val="none"/>
               </w:rPr>
-              <w:t>ADANI RENEWABLE ENERGY (KA) LIMITED</w:t>
+              <w:t>RAMNAD RENEWABLE ENERGY LIMITED</w:t>
             </w:r>
           </w:p>
         </w:tc>
@@ -6214,7 +6645,235 @@
                 <w:sz w:val="18"/>
                 <w:u w:val="none"/>
               </w:rPr>
-              <w:t>01/05/2018</w:t>
+              <w:t>10/06/2019</w:t>
+            </w:r>
+          </w:p>
+        </w:tc>
+      </w:tr>
+      <w:tr>
+        <w:tc>
+          <w:tcPr>
+            <w:tcW w:type="dxa" w:w="2268"/>
+            <w:shd w:val="clear" w:color="auto" w:fill="FFFFFF"/>
+            <w:tcBorders>
+              <w:top w:val="single" w:sz="4" w:space="0" w:color="000000"/>
+              <w:left w:val="single" w:sz="4" w:space="0" w:color="000000"/>
+              <w:bottom w:val="single" w:sz="4" w:space="0" w:color="000000"/>
+              <w:right w:val="single" w:sz="4" w:space="0" w:color="000000"/>
+            </w:tcBorders>
+            <w:vAlign w:val="center"/>
+          </w:tcPr>
+          <w:p>
+            <w:pPr>
+              <w:spacing w:before="40" w:after="40"/>
+              <w:jc w:val="left"/>
+            </w:pPr>
+            <w:r>
+              <w:rPr>
+                <w:rFonts w:ascii="Adani" w:hAnsi="Adani"/>
+                <w:b w:val="0"/>
+                <w:sz w:val="18"/>
+                <w:u w:val="none"/>
+              </w:rPr>
+              <w:t>U40100GJ2015PLC083451</w:t>
+            </w:r>
+          </w:p>
+        </w:tc>
+        <w:tc>
+          <w:tcPr>
+            <w:tcW w:type="dxa" w:w="4252"/>
+            <w:shd w:val="clear" w:color="auto" w:fill="FFFFFF"/>
+            <w:tcBorders>
+              <w:top w:val="single" w:sz="4" w:space="0" w:color="000000"/>
+              <w:left w:val="single" w:sz="4" w:space="0" w:color="000000"/>
+              <w:bottom w:val="single" w:sz="4" w:space="0" w:color="000000"/>
+              <w:right w:val="single" w:sz="4" w:space="0" w:color="000000"/>
+            </w:tcBorders>
+            <w:vAlign w:val="center"/>
+          </w:tcPr>
+          <w:p>
+            <w:pPr>
+              <w:spacing w:before="40" w:after="40"/>
+              <w:jc w:val="left"/>
+            </w:pPr>
+            <w:r>
+              <w:rPr>
+                <w:rFonts w:ascii="Adani" w:hAnsi="Adani"/>
+                <w:b w:val="0"/>
+                <w:sz w:val="18"/>
+                <w:u w:val="none"/>
+              </w:rPr>
+              <w:t>KAMUTHI RENEWABLE ENERGY LIMITED</w:t>
+            </w:r>
+          </w:p>
+        </w:tc>
+        <w:tc>
+          <w:tcPr>
+            <w:tcW w:type="dxa" w:w="1587"/>
+            <w:shd w:val="clear" w:color="auto" w:fill="FFFFFF"/>
+            <w:tcBorders>
+              <w:top w:val="single" w:sz="4" w:space="0" w:color="000000"/>
+              <w:left w:val="single" w:sz="4" w:space="0" w:color="000000"/>
+              <w:bottom w:val="single" w:sz="4" w:space="0" w:color="000000"/>
+              <w:right w:val="single" w:sz="4" w:space="0" w:color="000000"/>
+            </w:tcBorders>
+            <w:vAlign w:val="center"/>
+          </w:tcPr>
+          <w:p>
+            <w:pPr>
+              <w:spacing w:before="40" w:after="40"/>
+              <w:jc w:val="left"/>
+            </w:pPr>
+            <w:r>
+              <w:rPr>
+                <w:rFonts w:ascii="Adani" w:hAnsi="Adani"/>
+                <w:b w:val="0"/>
+                <w:sz w:val="18"/>
+                <w:u w:val="none"/>
+              </w:rPr>
+              <w:t>Director</w:t>
+            </w:r>
+          </w:p>
+        </w:tc>
+        <w:tc>
+          <w:tcPr>
+            <w:tcW w:type="dxa" w:w="1304"/>
+            <w:shd w:val="clear" w:color="auto" w:fill="FFFFFF"/>
+            <w:tcBorders>
+              <w:top w:val="single" w:sz="4" w:space="0" w:color="000000"/>
+              <w:left w:val="single" w:sz="4" w:space="0" w:color="000000"/>
+              <w:bottom w:val="single" w:sz="4" w:space="0" w:color="000000"/>
+              <w:right w:val="single" w:sz="4" w:space="0" w:color="000000"/>
+            </w:tcBorders>
+            <w:vAlign w:val="center"/>
+          </w:tcPr>
+          <w:p>
+            <w:pPr>
+              <w:spacing w:before="40" w:after="40"/>
+              <w:jc w:val="left"/>
+            </w:pPr>
+            <w:r>
+              <w:rPr>
+                <w:rFonts w:ascii="Adani" w:hAnsi="Adani"/>
+                <w:b w:val="0"/>
+                <w:sz w:val="18"/>
+                <w:u w:val="none"/>
+              </w:rPr>
+              <w:t>10/06/2019</w:t>
+            </w:r>
+          </w:p>
+        </w:tc>
+      </w:tr>
+      <w:tr>
+        <w:tc>
+          <w:tcPr>
+            <w:tcW w:type="dxa" w:w="2268"/>
+            <w:shd w:val="clear" w:color="auto" w:fill="FFFFFF"/>
+            <w:tcBorders>
+              <w:top w:val="single" w:sz="4" w:space="0" w:color="000000"/>
+              <w:left w:val="single" w:sz="4" w:space="0" w:color="000000"/>
+              <w:bottom w:val="single" w:sz="4" w:space="0" w:color="000000"/>
+              <w:right w:val="single" w:sz="4" w:space="0" w:color="000000"/>
+            </w:tcBorders>
+            <w:vAlign w:val="center"/>
+          </w:tcPr>
+          <w:p>
+            <w:pPr>
+              <w:spacing w:before="40" w:after="40"/>
+              <w:jc w:val="left"/>
+            </w:pPr>
+            <w:r>
+              <w:rPr>
+                <w:rFonts w:ascii="Adani" w:hAnsi="Adani"/>
+                <w:b w:val="0"/>
+                <w:sz w:val="18"/>
+                <w:u w:val="none"/>
+              </w:rPr>
+              <w:t>U40106GJ2016PLC086499</w:t>
+            </w:r>
+          </w:p>
+        </w:tc>
+        <w:tc>
+          <w:tcPr>
+            <w:tcW w:type="dxa" w:w="4252"/>
+            <w:shd w:val="clear" w:color="auto" w:fill="FFFFFF"/>
+            <w:tcBorders>
+              <w:top w:val="single" w:sz="4" w:space="0" w:color="000000"/>
+              <w:left w:val="single" w:sz="4" w:space="0" w:color="000000"/>
+              <w:bottom w:val="single" w:sz="4" w:space="0" w:color="000000"/>
+              <w:right w:val="single" w:sz="4" w:space="0" w:color="000000"/>
+            </w:tcBorders>
+            <w:vAlign w:val="center"/>
+          </w:tcPr>
+          <w:p>
+            <w:pPr>
+              <w:spacing w:before="40" w:after="40"/>
+              <w:jc w:val="left"/>
+            </w:pPr>
+            <w:r>
+              <w:rPr>
+                <w:rFonts w:ascii="Adani" w:hAnsi="Adani"/>
+                <w:b w:val="0"/>
+                <w:sz w:val="18"/>
+                <w:u w:val="none"/>
+              </w:rPr>
+              <w:t>WARDHA SOLAR (MAHARASHTRA) LIMITED</w:t>
+            </w:r>
+          </w:p>
+        </w:tc>
+        <w:tc>
+          <w:tcPr>
+            <w:tcW w:type="dxa" w:w="1587"/>
+            <w:shd w:val="clear" w:color="auto" w:fill="FFFFFF"/>
+            <w:tcBorders>
+              <w:top w:val="single" w:sz="4" w:space="0" w:color="000000"/>
+              <w:left w:val="single" w:sz="4" w:space="0" w:color="000000"/>
+              <w:bottom w:val="single" w:sz="4" w:space="0" w:color="000000"/>
+              <w:right w:val="single" w:sz="4" w:space="0" w:color="000000"/>
+            </w:tcBorders>
+            <w:vAlign w:val="center"/>
+          </w:tcPr>
+          <w:p>
+            <w:pPr>
+              <w:spacing w:before="40" w:after="40"/>
+              <w:jc w:val="left"/>
+            </w:pPr>
+            <w:r>
+              <w:rPr>
+                <w:rFonts w:ascii="Adani" w:hAnsi="Adani"/>
+                <w:b w:val="0"/>
+                <w:sz w:val="18"/>
+                <w:u w:val="none"/>
+              </w:rPr>
+              <w:t>Wholetime Director</w:t>
+            </w:r>
+          </w:p>
+        </w:tc>
+        <w:tc>
+          <w:tcPr>
+            <w:tcW w:type="dxa" w:w="1304"/>
+            <w:shd w:val="clear" w:color="auto" w:fill="FFFFFF"/>
+            <w:tcBorders>
+              <w:top w:val="single" w:sz="4" w:space="0" w:color="000000"/>
+              <w:left w:val="single" w:sz="4" w:space="0" w:color="000000"/>
+              <w:bottom w:val="single" w:sz="4" w:space="0" w:color="000000"/>
+              <w:right w:val="single" w:sz="4" w:space="0" w:color="000000"/>
+            </w:tcBorders>
+            <w:vAlign w:val="center"/>
+          </w:tcPr>
+          <w:p>
+            <w:pPr>
+              <w:spacing w:before="40" w:after="40"/>
+              <w:jc w:val="left"/>
+            </w:pPr>
+            <w:r>
+              <w:rPr>
+                <w:rFonts w:ascii="Adani" w:hAnsi="Adani"/>
+                <w:b w:val="0"/>
+                <w:sz w:val="18"/>
+                <w:u w:val="none"/>
+              </w:rPr>
+              <w:t>17/03/2016</w:t>
             </w:r>
           </w:p>
         </w:tc>
